--- a/Operating System Quiz 1.docx
+++ b/Operating System Quiz 1.docx
@@ -1,10 +1,10 @@
 
 <file path=word/document.xml><?xml version="1.0" encoding="utf-8"?>
-<w:document xmlns:wpc="http://schemas.microsoft.com/office/word/2010/wordprocessingCanvas" xmlns:cx="http://schemas.microsoft.com/office/drawing/2014/chartex" xmlns:cx1="http://schemas.microsoft.com/office/drawing/2015/9/8/chartex" xmlns:cx2="http://schemas.microsoft.com/office/drawing/2015/10/21/chartex" xmlns:cx3="http://schemas.microsoft.com/office/drawing/2016/5/9/chartex" xmlns:cx4="http://schemas.microsoft.com/office/drawing/2016/5/10/chartex" xmlns:cx5="http://schemas.microsoft.com/office/drawing/2016/5/11/chartex" xmlns:cx6="http://schemas.microsoft.com/office/drawing/2016/5/12/chartex" xmlns:cx7="http://schemas.microsoft.com/office/drawing/2016/5/13/chartex" xmlns:cx8="http://schemas.microsoft.com/office/drawing/2016/5/14/chartex" xmlns:mc="http://schemas.openxmlformats.org/markup-compatibility/2006" xmlns:aink="http://schemas.microsoft.com/office/drawing/2016/ink" xmlns:am3d="http://schemas.microsoft.com/office/drawing/2017/model3d" xmlns:o="urn:schemas-microsoft-com:office:office" xmlns:r="http://schemas.openxmlformats.org/officeDocument/2006/relationships" xmlns:m="http://schemas.openxmlformats.org/officeDocument/2006/math" xmlns:v="urn:schemas-microsoft-com:vml" xmlns:wp14="http://schemas.microsoft.com/office/word/2010/wordprocessingDrawing" xmlns:wp="http://schemas.openxmlformats.org/drawingml/2006/wordprocessingDrawing" xmlns:w10="urn:schemas-microsoft-com:office:word" xmlns:w="http://schemas.openxmlformats.org/wordprocessingml/2006/main" xmlns:w14="http://schemas.microsoft.com/office/word/2010/wordml" xmlns:w15="http://schemas.microsoft.com/office/word/2012/wordml" xmlns:w16cex="http://schemas.microsoft.com/office/word/2018/wordml/cex" xmlns:w16cid="http://schemas.microsoft.com/office/word/2016/wordml/cid" xmlns:w16="http://schemas.microsoft.com/office/word/2018/wordml" xmlns:w16sdtdh="http://schemas.microsoft.com/office/word/2020/wordml/sdtdatahash" xmlns:w16se="http://schemas.microsoft.com/office/word/2015/wordml/symex" xmlns:wpg="http://schemas.microsoft.com/office/word/2010/wordprocessingGroup" xmlns:wpi="http://schemas.microsoft.com/office/word/2010/wordprocessingInk" xmlns:wne="http://schemas.microsoft.com/office/word/2006/wordml" xmlns:wps="http://schemas.microsoft.com/office/word/2010/wordprocessingShape" mc:Ignorable="w14 w15 w16se w16cid w16 w16cex w16sdtdh wp14">
+<w:document xmlns:wpc="http://schemas.microsoft.com/office/word/2010/wordprocessingCanvas" xmlns:cx="http://schemas.microsoft.com/office/drawing/2014/chartex" xmlns:mc="http://schemas.openxmlformats.org/markup-compatibility/2006" xmlns:o="urn:schemas-microsoft-com:office:office" xmlns:r="http://schemas.openxmlformats.org/officeDocument/2006/relationships" xmlns:m="http://schemas.openxmlformats.org/officeDocument/2006/math" xmlns:v="urn:schemas-microsoft-com:vml" xmlns:wp14="http://schemas.microsoft.com/office/word/2010/wordprocessingDrawing" xmlns:wp="http://schemas.openxmlformats.org/drawingml/2006/wordprocessingDrawing" xmlns:w10="urn:schemas-microsoft-com:office:word" xmlns:w="http://schemas.openxmlformats.org/wordprocessingml/2006/main" xmlns:w14="http://schemas.microsoft.com/office/word/2010/wordml" xmlns:w15="http://schemas.microsoft.com/office/word/2012/wordml" xmlns:w16se="http://schemas.microsoft.com/office/word/2015/wordml/symex" xmlns:wpg="http://schemas.microsoft.com/office/word/2010/wordprocessingGroup" xmlns:wpi="http://schemas.microsoft.com/office/word/2010/wordprocessingInk" xmlns:wne="http://schemas.microsoft.com/office/word/2006/wordml" xmlns:wps="http://schemas.microsoft.com/office/word/2010/wordprocessingShape" mc:Ignorable="w14 w15 w16se wp14">
   <w:body>
     <w:p>
       <w:pPr>
-        <w:pStyle w:val="Heading1"/>
+        <w:pStyle w:val="1"/>
         <w:jc w:val="center"/>
       </w:pPr>
       <w:r>
@@ -54,7 +54,7 @@
     </w:p>
     <w:p>
       <w:pPr>
-        <w:pStyle w:val="ListParagraph"/>
+        <w:pStyle w:val="a3"/>
         <w:numPr>
           <w:ilvl w:val="0"/>
           <w:numId w:val="1"/>
@@ -73,15 +73,15 @@
     </w:p>
     <w:p>
       <w:pPr>
-        <w:pStyle w:val="ListParagraph"/>
-        <w:rPr>
-          <w:rFonts w:ascii="Times New Roman" w:eastAsia="Times New Roman" w:hAnsi="Times New Roman" w:cs="Times New Roman"/>
-        </w:rPr>
-      </w:pPr>
-    </w:p>
-    <w:p>
-      <w:pPr>
-        <w:pStyle w:val="ListParagraph"/>
+        <w:pStyle w:val="a3"/>
+        <w:rPr>
+          <w:rFonts w:ascii="Times New Roman" w:eastAsia="Times New Roman" w:hAnsi="Times New Roman" w:cs="Times New Roman"/>
+        </w:rPr>
+      </w:pPr>
+    </w:p>
+    <w:p>
+      <w:pPr>
+        <w:pStyle w:val="a3"/>
         <w:spacing w:before="100" w:beforeAutospacing="1" w:after="100" w:afterAutospacing="1"/>
         <w:jc w:val="center"/>
         <w:rPr>
@@ -138,7 +138,7 @@
     </w:p>
     <w:p>
       <w:pPr>
-        <w:pStyle w:val="ListParagraph"/>
+        <w:pStyle w:val="a3"/>
         <w:spacing w:before="100" w:beforeAutospacing="1" w:after="100" w:afterAutospacing="1"/>
         <w:rPr>
           <w:rFonts w:ascii="Times New Roman" w:eastAsia="Times New Roman" w:hAnsi="Times New Roman" w:cs="Times New Roman"/>
@@ -167,7 +167,7 @@
     </w:p>
     <w:p>
       <w:pPr>
-        <w:pStyle w:val="ListParagraph"/>
+        <w:pStyle w:val="a3"/>
         <w:spacing w:before="100" w:beforeAutospacing="1" w:after="100" w:afterAutospacing="1"/>
         <w:rPr>
           <w:rFonts w:ascii="Times New Roman" w:eastAsia="Times New Roman" w:hAnsi="Times New Roman" w:cs="Times New Roman"/>
@@ -176,7 +176,7 @@
     </w:p>
     <w:p>
       <w:pPr>
-        <w:pStyle w:val="ListParagraph"/>
+        <w:pStyle w:val="a3"/>
         <w:numPr>
           <w:ilvl w:val="0"/>
           <w:numId w:val="10"/>
@@ -263,7 +263,7 @@
     </w:p>
     <w:p>
       <w:pPr>
-        <w:pStyle w:val="ListParagraph"/>
+        <w:pStyle w:val="a3"/>
         <w:spacing w:before="100" w:beforeAutospacing="1" w:after="100" w:afterAutospacing="1"/>
         <w:rPr>
           <w:rFonts w:ascii="Times New Roman" w:eastAsia="Times New Roman" w:hAnsi="Times New Roman" w:cs="Times New Roman"/>
@@ -272,7 +272,7 @@
     </w:p>
     <w:p>
       <w:pPr>
-        <w:pStyle w:val="ListParagraph"/>
+        <w:pStyle w:val="a3"/>
         <w:spacing w:before="100" w:beforeAutospacing="1" w:after="100" w:afterAutospacing="1"/>
         <w:rPr>
           <w:rFonts w:ascii="Times New Roman" w:eastAsia="Times New Roman" w:hAnsi="Times New Roman" w:cs="Times New Roman"/>
@@ -281,7 +281,7 @@
     </w:p>
     <w:p>
       <w:pPr>
-        <w:pStyle w:val="ListParagraph"/>
+        <w:pStyle w:val="a3"/>
         <w:spacing w:before="100" w:beforeAutospacing="1" w:after="100" w:afterAutospacing="1"/>
         <w:rPr>
           <w:rFonts w:ascii="Times New Roman" w:eastAsia="Times New Roman" w:hAnsi="Times New Roman" w:cs="Times New Roman"/>
@@ -296,7 +296,7 @@
     </w:p>
     <w:p>
       <w:pPr>
-        <w:pStyle w:val="ListParagraph"/>
+        <w:pStyle w:val="a3"/>
         <w:spacing w:before="100" w:beforeAutospacing="1" w:after="100" w:afterAutospacing="1"/>
         <w:rPr>
           <w:rFonts w:ascii="Times New Roman" w:eastAsia="Times New Roman" w:hAnsi="Times New Roman" w:cs="Times New Roman"/>
@@ -305,7 +305,7 @@
     </w:p>
     <w:p>
       <w:pPr>
-        <w:pStyle w:val="ListParagraph"/>
+        <w:pStyle w:val="a3"/>
         <w:spacing w:before="100" w:beforeAutospacing="1" w:after="100" w:afterAutospacing="1"/>
         <w:rPr>
           <w:rFonts w:ascii="Times New Roman" w:eastAsia="Times New Roman" w:hAnsi="Times New Roman" w:cs="Times New Roman"/>
@@ -360,7 +360,7 @@
     </w:p>
     <w:p>
       <w:pPr>
-        <w:pStyle w:val="ListParagraph"/>
+        <w:pStyle w:val="a3"/>
         <w:spacing w:before="100" w:beforeAutospacing="1" w:after="100" w:afterAutospacing="1"/>
         <w:rPr>
           <w:rFonts w:ascii="Times New Roman" w:eastAsia="Times New Roman" w:hAnsi="Times New Roman" w:cs="Times New Roman"/>
@@ -369,7 +369,7 @@
     </w:p>
     <w:p>
       <w:pPr>
-        <w:pStyle w:val="ListParagraph"/>
+        <w:pStyle w:val="a3"/>
         <w:spacing w:before="100" w:beforeAutospacing="1" w:after="100" w:afterAutospacing="1"/>
         <w:rPr>
           <w:rFonts w:ascii="Times New Roman" w:eastAsia="Times New Roman" w:hAnsi="Times New Roman" w:cs="Times New Roman"/>
@@ -384,7 +384,7 @@
     </w:p>
     <w:p>
       <w:pPr>
-        <w:pStyle w:val="ListParagraph"/>
+        <w:pStyle w:val="a3"/>
         <w:spacing w:before="100" w:beforeAutospacing="1" w:after="100" w:afterAutospacing="1"/>
         <w:rPr>
           <w:rFonts w:ascii="Times New Roman" w:eastAsia="Times New Roman" w:hAnsi="Times New Roman" w:cs="Times New Roman"/>
@@ -439,7 +439,7 @@
     </w:p>
     <w:p>
       <w:pPr>
-        <w:pStyle w:val="ListParagraph"/>
+        <w:pStyle w:val="a3"/>
         <w:spacing w:before="100" w:beforeAutospacing="1" w:after="100" w:afterAutospacing="1"/>
         <w:rPr>
           <w:rFonts w:ascii="Times New Roman" w:eastAsia="Times New Roman" w:hAnsi="Times New Roman" w:cs="Times New Roman"/>
@@ -448,7 +448,7 @@
     </w:p>
     <w:p>
       <w:pPr>
-        <w:pStyle w:val="ListParagraph"/>
+        <w:pStyle w:val="a3"/>
         <w:spacing w:before="100" w:beforeAutospacing="1" w:after="100" w:afterAutospacing="1"/>
         <w:rPr>
           <w:rFonts w:ascii="Times New Roman" w:eastAsia="Times New Roman" w:hAnsi="Times New Roman" w:cs="Times New Roman"/>
@@ -463,7 +463,7 @@
     </w:p>
     <w:p>
       <w:pPr>
-        <w:pStyle w:val="ListParagraph"/>
+        <w:pStyle w:val="a3"/>
         <w:spacing w:before="100" w:beforeAutospacing="1" w:after="100" w:afterAutospacing="1"/>
         <w:rPr>
           <w:rFonts w:ascii="Times New Roman" w:eastAsia="Times New Roman" w:hAnsi="Times New Roman" w:cs="Times New Roman"/>
@@ -484,7 +484,7 @@
     </w:p>
     <w:p>
       <w:pPr>
-        <w:pStyle w:val="ListParagraph"/>
+        <w:pStyle w:val="a3"/>
         <w:spacing w:before="100" w:beforeAutospacing="1" w:after="100" w:afterAutospacing="1"/>
         <w:rPr>
           <w:rFonts w:ascii="Times New Roman" w:eastAsia="Times New Roman" w:hAnsi="Times New Roman" w:cs="Times New Roman"/>
@@ -493,7 +493,7 @@
     </w:p>
     <w:p>
       <w:pPr>
-        <w:pStyle w:val="ListParagraph"/>
+        <w:pStyle w:val="a3"/>
         <w:spacing w:before="100" w:beforeAutospacing="1" w:after="100" w:afterAutospacing="1"/>
         <w:rPr>
           <w:rFonts w:ascii="Times New Roman" w:eastAsia="Times New Roman" w:hAnsi="Times New Roman" w:cs="Times New Roman"/>
@@ -502,7 +502,7 @@
     </w:p>
     <w:p>
       <w:pPr>
-        <w:pStyle w:val="ListParagraph"/>
+        <w:pStyle w:val="a3"/>
         <w:numPr>
           <w:ilvl w:val="0"/>
           <w:numId w:val="1"/>
@@ -521,7 +521,7 @@
     </w:p>
     <w:p>
       <w:pPr>
-        <w:pStyle w:val="ListParagraph"/>
+        <w:pStyle w:val="a3"/>
         <w:numPr>
           <w:ilvl w:val="0"/>
           <w:numId w:val="11"/>
@@ -540,7 +540,7 @@
     </w:p>
     <w:p>
       <w:pPr>
-        <w:pStyle w:val="ListParagraph"/>
+        <w:pStyle w:val="a3"/>
         <w:spacing w:before="100" w:beforeAutospacing="1" w:after="100" w:afterAutospacing="1"/>
         <w:ind w:left="1080"/>
         <w:rPr>
@@ -553,18 +553,28 @@
     </w:p>
     <w:p>
       <w:pPr>
-        <w:pStyle w:val="ListParagraph"/>
+        <w:pStyle w:val="a3"/>
         <w:spacing w:before="100" w:beforeAutospacing="1" w:after="100" w:afterAutospacing="1"/>
         <w:ind w:left="1080"/>
         <w:rPr>
-          <w:rFonts w:ascii="Times New Roman" w:eastAsia="Times New Roman" w:hAnsi="Times New Roman" w:cs="Times New Roman"/>
-        </w:rPr>
-      </w:pPr>
-    </w:p>
-    <w:p>
-      <w:pPr>
-        <w:pStyle w:val="ListParagraph"/>
+          <w:rFonts w:ascii="Times New Roman" w:hAnsi="Times New Roman" w:cs="Times New Roman"/>
+        </w:rPr>
+      </w:pPr>
+    </w:p>
+    <w:p>
+      <w:pPr>
+        <w:pStyle w:val="a3"/>
         <w:spacing w:before="100" w:beforeAutospacing="1" w:after="100" w:afterAutospacing="1"/>
+        <w:ind w:left="1080"/>
+        <w:rPr>
+          <w:rFonts w:ascii="Times New Roman" w:hAnsi="Times New Roman" w:cs="Times New Roman" w:hint="eastAsia"/>
+        </w:rPr>
+      </w:pPr>
+    </w:p>
+    <w:p>
+      <w:pPr>
+        <w:pStyle w:val="a3"/>
+        <w:spacing w:before="100" w:beforeAutospacing="1" w:after="100" w:afterAutospacing="1"/>
         <w:rPr>
           <w:rFonts w:ascii="Times New Roman" w:eastAsia="Times New Roman" w:hAnsi="Times New Roman" w:cs="Times New Roman"/>
         </w:rPr>
@@ -578,7 +588,7 @@
     </w:p>
     <w:p>
       <w:pPr>
-        <w:pStyle w:val="ListParagraph"/>
+        <w:pStyle w:val="a3"/>
         <w:spacing w:before="100" w:beforeAutospacing="1" w:after="100" w:afterAutospacing="1"/>
         <w:rPr>
           <w:rFonts w:ascii="Times New Roman" w:eastAsia="Times New Roman" w:hAnsi="Times New Roman" w:cs="Times New Roman"/>
@@ -590,16 +600,40 @@
     </w:p>
     <w:p>
       <w:pPr>
-        <w:pStyle w:val="ListParagraph"/>
+        <w:pStyle w:val="a3"/>
         <w:spacing w:before="100" w:beforeAutospacing="1" w:after="100" w:afterAutospacing="1"/>
         <w:rPr>
           <w:rFonts w:ascii="Times New Roman" w:eastAsia="Times New Roman" w:hAnsi="Times New Roman" w:cs="Times New Roman"/>
         </w:rPr>
       </w:pPr>
-    </w:p>
-    <w:p>
-      <w:pPr>
-        <w:pStyle w:val="ListParagraph"/>
+      <w:r>
+        <w:rPr>
+          <w:rFonts w:asciiTheme="minorEastAsia" w:hAnsiTheme="minorEastAsia" w:cs="Times New Roman" w:hint="eastAsia"/>
+        </w:rPr>
+        <w:t>为啥是</w:t>
+      </w:r>
+      <w:r>
+        <w:rPr>
+          <w:rFonts w:ascii="Times New Roman" w:eastAsia="Times New Roman" w:hAnsi="Times New Roman" w:cs="Times New Roman"/>
+        </w:rPr>
+        <w:t xml:space="preserve">20 </w:t>
+      </w:r>
+      <w:r>
+        <w:rPr>
+          <w:rFonts w:asciiTheme="minorEastAsia" w:hAnsiTheme="minorEastAsia" w:cs="Times New Roman" w:hint="eastAsia"/>
+        </w:rPr>
+        <w:t>不是</w:t>
+      </w:r>
+      <w:r>
+        <w:rPr>
+          <w:rFonts w:ascii="Times New Roman" w:eastAsia="Times New Roman" w:hAnsi="Times New Roman" w:cs="Times New Roman"/>
+        </w:rPr>
+        <w:t xml:space="preserve">10 ? </w:t>
+      </w:r>
+    </w:p>
+    <w:p>
+      <w:pPr>
+        <w:pStyle w:val="a3"/>
         <w:spacing w:before="100" w:beforeAutospacing="1" w:after="100" w:afterAutospacing="1"/>
         <w:rPr>
           <w:rFonts w:ascii="Times New Roman" w:eastAsia="Times New Roman" w:hAnsi="Times New Roman" w:cs="Times New Roman"/>
@@ -608,7 +642,7 @@
     </w:p>
     <w:p>
       <w:pPr>
-        <w:pStyle w:val="ListParagraph"/>
+        <w:pStyle w:val="a3"/>
         <w:numPr>
           <w:ilvl w:val="0"/>
           <w:numId w:val="1"/>
@@ -627,7 +661,7 @@
     </w:p>
     <w:p>
       <w:pPr>
-        <w:pStyle w:val="ListParagraph"/>
+        <w:pStyle w:val="a3"/>
         <w:spacing w:before="100" w:beforeAutospacing="1" w:after="100" w:afterAutospacing="1"/>
         <w:rPr>
           <w:rFonts w:ascii="Times New Roman" w:eastAsia="Times New Roman" w:hAnsi="Times New Roman" w:cs="Times New Roman"/>
@@ -642,7 +676,7 @@
     </w:p>
     <w:p>
       <w:pPr>
-        <w:pStyle w:val="ListParagraph"/>
+        <w:pStyle w:val="a3"/>
         <w:numPr>
           <w:ilvl w:val="0"/>
           <w:numId w:val="4"/>
@@ -658,10 +692,16 @@
         </w:rPr>
         <w:t>10%</w:t>
       </w:r>
-    </w:p>
-    <w:p>
-      <w:pPr>
-        <w:pStyle w:val="ListParagraph"/>
+      <w:r>
+        <w:rPr>
+          <w:rFonts w:ascii="Times New Roman" w:eastAsia="Times New Roman" w:hAnsi="Times New Roman" w:cs="Times New Roman"/>
+        </w:rPr>
+        <w:t xml:space="preserve"> </w:t>
+      </w:r>
+    </w:p>
+    <w:p>
+      <w:pPr>
+        <w:pStyle w:val="a3"/>
         <w:numPr>
           <w:ilvl w:val="0"/>
           <w:numId w:val="4"/>
@@ -679,10 +719,24 @@
         </w:rPr>
         <w:t>15%</w:t>
       </w:r>
-    </w:p>
-    <w:p>
-      <w:pPr>
-        <w:pStyle w:val="ListParagraph"/>
+      <w:r>
+        <w:rPr>
+          <w:rFonts w:ascii="Times New Roman" w:eastAsia="Times New Roman" w:hAnsi="Times New Roman" w:cs="Times New Roman"/>
+          <w:color w:val="FF0000"/>
+        </w:rPr>
+        <w:t xml:space="preserve">  </w:t>
+      </w:r>
+      <w:r>
+        <w:rPr>
+          <w:rFonts w:asciiTheme="minorEastAsia" w:hAnsiTheme="minorEastAsia" w:cs="Times New Roman" w:hint="eastAsia"/>
+          <w:color w:val="FF0000"/>
+        </w:rPr>
+        <w:t>写对了</w:t>
+      </w:r>
+    </w:p>
+    <w:p>
+      <w:pPr>
+        <w:pStyle w:val="a3"/>
         <w:numPr>
           <w:ilvl w:val="0"/>
           <w:numId w:val="4"/>
@@ -701,7 +755,7 @@
     </w:p>
     <w:p>
       <w:pPr>
-        <w:pStyle w:val="ListParagraph"/>
+        <w:pStyle w:val="a3"/>
         <w:numPr>
           <w:ilvl w:val="0"/>
           <w:numId w:val="4"/>
@@ -815,15 +869,15 @@
         <w:ind w:firstLineChars="202" w:firstLine="424"/>
         <w:jc w:val="both"/>
         <w:rPr>
-          <w:rFonts w:ascii="Times New Roman" w:eastAsia="SimSun" w:hAnsi="Times New Roman" w:cs="Times New Roman"/>
-          <w:kern w:val="2"/>
-          <w:sz w:val="21"/>
-          <w:szCs w:val="21"/>
-        </w:rPr>
-      </w:pPr>
-      <w:r>
-        <w:rPr>
-          <w:rFonts w:ascii="Times New Roman" w:eastAsia="SimSun" w:hAnsi="Times New Roman" w:cs="Times New Roman"/>
+          <w:rFonts w:ascii="Times New Roman" w:eastAsia="宋体" w:hAnsi="Times New Roman" w:cs="Times New Roman"/>
+          <w:kern w:val="2"/>
+          <w:sz w:val="21"/>
+          <w:szCs w:val="21"/>
+        </w:rPr>
+      </w:pPr>
+      <w:r>
+        <w:rPr>
+          <w:rFonts w:ascii="Times New Roman" w:eastAsia="宋体" w:hAnsi="Times New Roman" w:cs="Times New Roman"/>
           <w:kern w:val="2"/>
           <w:sz w:val="21"/>
           <w:szCs w:val="21"/>
@@ -833,7 +887,7 @@
       </w:r>
       <w:r>
         <w:rPr>
-          <w:rFonts w:ascii="Times New Roman" w:eastAsia="SimSun" w:hAnsi="Times New Roman" w:cs="Times New Roman"/>
+          <w:rFonts w:ascii="Times New Roman" w:eastAsia="宋体" w:hAnsi="Times New Roman" w:cs="Times New Roman"/>
           <w:kern w:val="2"/>
           <w:sz w:val="21"/>
           <w:szCs w:val="21"/>
@@ -843,7 +897,7 @@
       </w:r>
       <w:r>
         <w:rPr>
-          <w:rFonts w:ascii="Times New Roman" w:eastAsia="SimSun" w:hAnsi="Times New Roman" w:cs="Times New Roman"/>
+          <w:rFonts w:ascii="Times New Roman" w:eastAsia="宋体" w:hAnsi="Times New Roman" w:cs="Times New Roman"/>
           <w:kern w:val="2"/>
           <w:sz w:val="21"/>
           <w:szCs w:val="21"/>
@@ -853,7 +907,7 @@
       </w:r>
       <w:r>
         <w:rPr>
-          <w:rFonts w:ascii="Times New Roman" w:eastAsia="SimSun" w:hAnsi="Times New Roman" w:cs="Times New Roman"/>
+          <w:rFonts w:ascii="Times New Roman" w:eastAsia="宋体" w:hAnsi="Times New Roman" w:cs="Times New Roman"/>
           <w:kern w:val="2"/>
           <w:sz w:val="21"/>
           <w:szCs w:val="21"/>
@@ -868,15 +922,15 @@
         <w:ind w:firstLineChars="202" w:firstLine="424"/>
         <w:jc w:val="both"/>
         <w:rPr>
-          <w:rFonts w:ascii="Times New Roman" w:eastAsia="SimSun" w:hAnsi="Times New Roman" w:cs="Times New Roman"/>
-          <w:kern w:val="2"/>
-          <w:sz w:val="21"/>
-          <w:szCs w:val="21"/>
-        </w:rPr>
-      </w:pPr>
-      <w:r>
-        <w:rPr>
-          <w:rFonts w:ascii="Times New Roman" w:eastAsia="SimSun" w:hAnsi="Times New Roman" w:cs="Times New Roman"/>
+          <w:rFonts w:ascii="Times New Roman" w:eastAsia="宋体" w:hAnsi="Times New Roman" w:cs="Times New Roman"/>
+          <w:kern w:val="2"/>
+          <w:sz w:val="21"/>
+          <w:szCs w:val="21"/>
+        </w:rPr>
+      </w:pPr>
+      <w:r>
+        <w:rPr>
+          <w:rFonts w:ascii="Times New Roman" w:eastAsia="宋体" w:hAnsi="Times New Roman" w:cs="Times New Roman"/>
           <w:kern w:val="2"/>
           <w:sz w:val="21"/>
           <w:szCs w:val="21"/>
@@ -885,7 +939,7 @@
       </w:r>
       <w:r>
         <w:rPr>
-          <w:rFonts w:ascii="Times New Roman" w:eastAsia="SimSun" w:hAnsi="Times New Roman" w:cs="Times New Roman"/>
+          <w:rFonts w:ascii="Times New Roman" w:eastAsia="宋体" w:hAnsi="Times New Roman" w:cs="Times New Roman"/>
           <w:kern w:val="2"/>
           <w:sz w:val="21"/>
           <w:szCs w:val="21"/>
@@ -895,7 +949,7 @@
       </w:r>
       <w:r>
         <w:rPr>
-          <w:rFonts w:ascii="Times New Roman" w:eastAsia="SimSun" w:hAnsi="Times New Roman" w:cs="Times New Roman"/>
+          <w:rFonts w:ascii="Times New Roman" w:eastAsia="宋体" w:hAnsi="Times New Roman" w:cs="Times New Roman"/>
           <w:kern w:val="2"/>
           <w:sz w:val="21"/>
           <w:szCs w:val="21"/>
@@ -904,7 +958,7 @@
       </w:r>
       <w:r>
         <w:rPr>
-          <w:rFonts w:ascii="Times New Roman" w:eastAsia="SimSun" w:hAnsi="Times New Roman" w:cs="Times New Roman"/>
+          <w:rFonts w:ascii="Times New Roman" w:eastAsia="宋体" w:hAnsi="Times New Roman" w:cs="Times New Roman"/>
           <w:kern w:val="2"/>
           <w:sz w:val="21"/>
           <w:szCs w:val="21"/>
@@ -913,7 +967,7 @@
       </w:r>
       <w:r>
         <w:rPr>
-          <w:rFonts w:ascii="Times New Roman" w:eastAsia="SimSun" w:hAnsi="Times New Roman" w:cs="Times New Roman"/>
+          <w:rFonts w:ascii="Times New Roman" w:eastAsia="宋体" w:hAnsi="Times New Roman" w:cs="Times New Roman"/>
           <w:kern w:val="2"/>
           <w:sz w:val="21"/>
           <w:szCs w:val="21"/>
@@ -922,7 +976,7 @@
       </w:r>
       <w:r>
         <w:rPr>
-          <w:rFonts w:ascii="Times New Roman" w:eastAsia="SimSun" w:hAnsi="Times New Roman" w:cs="Times New Roman"/>
+          <w:rFonts w:ascii="Times New Roman" w:eastAsia="宋体" w:hAnsi="Times New Roman" w:cs="Times New Roman"/>
           <w:kern w:val="2"/>
           <w:sz w:val="21"/>
           <w:szCs w:val="21"/>
@@ -931,7 +985,7 @@
       </w:r>
       <w:r>
         <w:rPr>
-          <w:rFonts w:ascii="Times New Roman" w:eastAsia="SimSun" w:hAnsi="Times New Roman" w:cs="Times New Roman"/>
+          <w:rFonts w:ascii="Times New Roman" w:eastAsia="宋体" w:hAnsi="Times New Roman" w:cs="Times New Roman"/>
           <w:kern w:val="2"/>
           <w:sz w:val="21"/>
           <w:szCs w:val="21"/>
@@ -945,7 +999,7 @@
         <w:ind w:firstLineChars="202" w:firstLine="424"/>
         <w:jc w:val="both"/>
         <w:rPr>
-          <w:rFonts w:ascii="Times New Roman" w:eastAsia="SimSun" w:hAnsi="Times New Roman" w:cs="Times New Roman"/>
+          <w:rFonts w:ascii="Times New Roman" w:eastAsia="宋体" w:hAnsi="Times New Roman" w:cs="Times New Roman"/>
           <w:kern w:val="2"/>
           <w:sz w:val="21"/>
           <w:szCs w:val="21"/>
@@ -954,7 +1008,7 @@
       </w:pPr>
       <w:r>
         <w:rPr>
-          <w:rFonts w:ascii="Times New Roman" w:eastAsia="SimSun" w:hAnsi="Times New Roman" w:cs="Times New Roman"/>
+          <w:rFonts w:ascii="Times New Roman" w:eastAsia="宋体" w:hAnsi="Times New Roman" w:cs="Times New Roman"/>
           <w:kern w:val="2"/>
           <w:sz w:val="21"/>
           <w:szCs w:val="21"/>
@@ -964,7 +1018,7 @@
       </w:r>
       <w:r>
         <w:rPr>
-          <w:rFonts w:ascii="Times New Roman" w:eastAsia="SimSun" w:hAnsi="Times New Roman" w:cs="Times New Roman"/>
+          <w:rFonts w:ascii="Times New Roman" w:eastAsia="宋体" w:hAnsi="Times New Roman" w:cs="Times New Roman"/>
           <w:kern w:val="2"/>
           <w:sz w:val="21"/>
           <w:szCs w:val="21"/>
@@ -974,7 +1028,7 @@
       </w:r>
       <w:r>
         <w:rPr>
-          <w:rFonts w:ascii="Times New Roman" w:eastAsia="SimSun" w:hAnsi="Times New Roman" w:cs="Times New Roman"/>
+          <w:rFonts w:ascii="Times New Roman" w:eastAsia="宋体" w:hAnsi="Times New Roman" w:cs="Times New Roman"/>
           <w:kern w:val="2"/>
           <w:sz w:val="21"/>
           <w:szCs w:val="21"/>
@@ -985,7 +1039,7 @@
       </w:r>
       <w:r>
         <w:rPr>
-          <w:rFonts w:ascii="Times New Roman" w:eastAsia="SimSun" w:hAnsi="Times New Roman" w:cs="Times New Roman"/>
+          <w:rFonts w:ascii="Times New Roman" w:eastAsia="宋体" w:hAnsi="Times New Roman" w:cs="Times New Roman"/>
           <w:kern w:val="2"/>
           <w:sz w:val="21"/>
           <w:szCs w:val="21"/>
@@ -995,7 +1049,7 @@
       </w:r>
       <w:r>
         <w:rPr>
-          <w:rFonts w:ascii="Times New Roman" w:eastAsia="SimSun" w:hAnsi="Times New Roman" w:cs="Times New Roman"/>
+          <w:rFonts w:ascii="Times New Roman" w:eastAsia="宋体" w:hAnsi="Times New Roman" w:cs="Times New Roman"/>
           <w:kern w:val="2"/>
           <w:sz w:val="21"/>
           <w:szCs w:val="21"/>
@@ -1005,7 +1059,7 @@
       </w:r>
       <w:r>
         <w:rPr>
-          <w:rFonts w:ascii="Times New Roman" w:eastAsia="SimSun" w:hAnsi="Times New Roman" w:cs="Times New Roman"/>
+          <w:rFonts w:ascii="Times New Roman" w:eastAsia="宋体" w:hAnsi="Times New Roman" w:cs="Times New Roman"/>
           <w:kern w:val="2"/>
           <w:sz w:val="21"/>
           <w:szCs w:val="21"/>
@@ -1016,7 +1070,7 @@
       <w:proofErr w:type="gramStart"/>
       <w:r>
         <w:rPr>
-          <w:rFonts w:ascii="Times New Roman" w:eastAsia="SimSun" w:hAnsi="Times New Roman" w:cs="Times New Roman"/>
+          <w:rFonts w:ascii="Times New Roman" w:eastAsia="宋体" w:hAnsi="Times New Roman" w:cs="Times New Roman"/>
           <w:kern w:val="2"/>
           <w:sz w:val="21"/>
           <w:szCs w:val="21"/>
@@ -1027,7 +1081,7 @@
       <w:proofErr w:type="gramEnd"/>
       <w:r>
         <w:rPr>
-          <w:rFonts w:ascii="Times New Roman" w:eastAsia="SimSun" w:hAnsi="Times New Roman" w:cs="Times New Roman"/>
+          <w:rFonts w:ascii="Times New Roman" w:eastAsia="宋体" w:hAnsi="Times New Roman" w:cs="Times New Roman"/>
           <w:kern w:val="2"/>
           <w:sz w:val="21"/>
           <w:szCs w:val="21"/>
@@ -1042,15 +1096,15 @@
         <w:ind w:firstLineChars="202" w:firstLine="424"/>
         <w:jc w:val="both"/>
         <w:rPr>
-          <w:rFonts w:ascii="Times New Roman" w:eastAsia="SimSun" w:hAnsi="Times New Roman" w:cs="Times New Roman"/>
-          <w:kern w:val="2"/>
-          <w:sz w:val="21"/>
-          <w:szCs w:val="21"/>
-        </w:rPr>
-      </w:pPr>
-      <w:r>
-        <w:rPr>
-          <w:rFonts w:ascii="Times New Roman" w:eastAsia="SimSun" w:hAnsi="Times New Roman" w:cs="Times New Roman"/>
+          <w:rFonts w:ascii="Times New Roman" w:eastAsia="宋体" w:hAnsi="Times New Roman" w:cs="Times New Roman"/>
+          <w:kern w:val="2"/>
+          <w:sz w:val="21"/>
+          <w:szCs w:val="21"/>
+        </w:rPr>
+      </w:pPr>
+      <w:r>
+        <w:rPr>
+          <w:rFonts w:ascii="Times New Roman" w:eastAsia="宋体" w:hAnsi="Times New Roman" w:cs="Times New Roman"/>
           <w:kern w:val="2"/>
           <w:sz w:val="21"/>
           <w:szCs w:val="21"/>
@@ -1059,7 +1113,7 @@
       </w:r>
       <w:r>
         <w:rPr>
-          <w:rFonts w:ascii="Times New Roman" w:eastAsia="SimSun" w:hAnsi="Times New Roman" w:cs="Times New Roman"/>
+          <w:rFonts w:ascii="Times New Roman" w:eastAsia="宋体" w:hAnsi="Times New Roman" w:cs="Times New Roman"/>
           <w:kern w:val="2"/>
           <w:sz w:val="21"/>
           <w:szCs w:val="21"/>
@@ -1069,7 +1123,7 @@
       </w:r>
       <w:r>
         <w:rPr>
-          <w:rFonts w:ascii="Times New Roman" w:eastAsia="SimSun" w:hAnsi="Times New Roman" w:cs="Times New Roman"/>
+          <w:rFonts w:ascii="Times New Roman" w:eastAsia="宋体" w:hAnsi="Times New Roman" w:cs="Times New Roman"/>
           <w:kern w:val="2"/>
           <w:sz w:val="21"/>
           <w:szCs w:val="21"/>
@@ -1078,7 +1132,7 @@
       </w:r>
       <w:r>
         <w:rPr>
-          <w:rFonts w:ascii="Times New Roman" w:eastAsia="SimSun" w:hAnsi="Times New Roman" w:cs="Times New Roman"/>
+          <w:rFonts w:ascii="Times New Roman" w:eastAsia="宋体" w:hAnsi="Times New Roman" w:cs="Times New Roman"/>
           <w:kern w:val="2"/>
           <w:sz w:val="21"/>
           <w:szCs w:val="21"/>
@@ -1087,7 +1141,7 @@
       </w:r>
       <w:r>
         <w:rPr>
-          <w:rFonts w:ascii="Times New Roman" w:eastAsia="SimSun" w:hAnsi="Times New Roman" w:cs="Times New Roman"/>
+          <w:rFonts w:ascii="Times New Roman" w:eastAsia="宋体" w:hAnsi="Times New Roman" w:cs="Times New Roman"/>
           <w:kern w:val="2"/>
           <w:sz w:val="21"/>
           <w:szCs w:val="21"/>
@@ -1096,7 +1150,7 @@
       </w:r>
       <w:r>
         <w:rPr>
-          <w:rFonts w:ascii="Times New Roman" w:eastAsia="SimSun" w:hAnsi="Times New Roman" w:cs="Times New Roman"/>
+          <w:rFonts w:ascii="Times New Roman" w:eastAsia="宋体" w:hAnsi="Times New Roman" w:cs="Times New Roman"/>
           <w:kern w:val="2"/>
           <w:sz w:val="21"/>
           <w:szCs w:val="21"/>
@@ -1105,7 +1159,7 @@
       </w:r>
       <w:r>
         <w:rPr>
-          <w:rFonts w:ascii="Times New Roman" w:eastAsia="SimSun" w:hAnsi="Times New Roman" w:cs="Times New Roman"/>
+          <w:rFonts w:ascii="Times New Roman" w:eastAsia="宋体" w:hAnsi="Times New Roman" w:cs="Times New Roman"/>
           <w:kern w:val="2"/>
           <w:sz w:val="21"/>
           <w:szCs w:val="21"/>
@@ -1118,7 +1172,7 @@
         <w:widowControl w:val="0"/>
         <w:jc w:val="both"/>
         <w:rPr>
-          <w:rFonts w:ascii="Times New Roman" w:eastAsia="SimSun" w:hAnsi="Times New Roman" w:cs="Times New Roman"/>
+          <w:rFonts w:ascii="Times New Roman" w:eastAsia="宋体" w:hAnsi="Times New Roman" w:cs="Times New Roman"/>
           <w:kern w:val="2"/>
           <w:sz w:val="21"/>
           <w:szCs w:val="21"/>
@@ -1127,7 +1181,7 @@
       </w:pPr>
       <w:r>
         <w:rPr>
-          <w:rFonts w:ascii="Times New Roman" w:eastAsia="SimSun" w:hAnsi="Times New Roman" w:cs="Times New Roman"/>
+          <w:rFonts w:ascii="Times New Roman" w:eastAsia="宋体" w:hAnsi="Times New Roman" w:cs="Times New Roman"/>
           <w:kern w:val="2"/>
           <w:sz w:val="21"/>
           <w:szCs w:val="21"/>
@@ -1136,7 +1190,7 @@
       </w:r>
       <w:r>
         <w:rPr>
-          <w:rFonts w:ascii="Times New Roman" w:eastAsia="SimSun" w:hAnsi="Times New Roman" w:cs="Times New Roman"/>
+          <w:rFonts w:ascii="Times New Roman" w:eastAsia="宋体" w:hAnsi="Times New Roman" w:cs="Times New Roman"/>
           <w:kern w:val="2"/>
           <w:sz w:val="21"/>
           <w:szCs w:val="21"/>
@@ -1146,7 +1200,7 @@
       </w:r>
       <w:r>
         <w:rPr>
-          <w:rFonts w:ascii="Times New Roman" w:eastAsia="SimSun" w:hAnsi="Times New Roman" w:cs="Times New Roman"/>
+          <w:rFonts w:ascii="Times New Roman" w:eastAsia="宋体" w:hAnsi="Times New Roman" w:cs="Times New Roman"/>
           <w:kern w:val="2"/>
           <w:sz w:val="21"/>
           <w:szCs w:val="21"/>
@@ -1156,7 +1210,7 @@
       </w:r>
       <w:r>
         <w:rPr>
-          <w:rFonts w:ascii="Times New Roman" w:eastAsia="SimSun" w:hAnsi="Times New Roman" w:cs="Times New Roman"/>
+          <w:rFonts w:ascii="Times New Roman" w:eastAsia="宋体" w:hAnsi="Times New Roman" w:cs="Times New Roman"/>
           <w:kern w:val="2"/>
           <w:sz w:val="21"/>
           <w:szCs w:val="21"/>
@@ -1167,7 +1221,7 @@
       </w:r>
       <w:r>
         <w:rPr>
-          <w:rFonts w:ascii="Times New Roman" w:eastAsia="SimSun" w:hAnsi="Times New Roman" w:cs="Times New Roman"/>
+          <w:rFonts w:ascii="Times New Roman" w:eastAsia="宋体" w:hAnsi="Times New Roman" w:cs="Times New Roman"/>
           <w:kern w:val="2"/>
           <w:sz w:val="21"/>
           <w:szCs w:val="21"/>
@@ -1177,7 +1231,7 @@
       </w:r>
       <w:r>
         <w:rPr>
-          <w:rFonts w:ascii="Times New Roman" w:eastAsia="SimSun" w:hAnsi="Times New Roman" w:cs="Times New Roman"/>
+          <w:rFonts w:ascii="Times New Roman" w:eastAsia="宋体" w:hAnsi="Times New Roman" w:cs="Times New Roman"/>
           <w:kern w:val="2"/>
           <w:sz w:val="21"/>
           <w:szCs w:val="21"/>
@@ -1187,7 +1241,7 @@
       </w:r>
       <w:r>
         <w:rPr>
-          <w:rFonts w:ascii="Times New Roman" w:eastAsia="SimSun" w:hAnsi="Times New Roman" w:cs="Times New Roman"/>
+          <w:rFonts w:ascii="Times New Roman" w:eastAsia="宋体" w:hAnsi="Times New Roman" w:cs="Times New Roman"/>
           <w:kern w:val="2"/>
           <w:sz w:val="21"/>
           <w:szCs w:val="21"/>
@@ -1202,15 +1256,15 @@
         <w:ind w:firstLineChars="202" w:firstLine="424"/>
         <w:jc w:val="both"/>
         <w:rPr>
-          <w:rFonts w:ascii="Times New Roman" w:eastAsia="SimSun" w:hAnsi="Times New Roman" w:cs="Times New Roman"/>
-          <w:kern w:val="2"/>
-          <w:sz w:val="21"/>
-          <w:szCs w:val="21"/>
-        </w:rPr>
-      </w:pPr>
-      <w:r>
-        <w:rPr>
-          <w:rFonts w:ascii="Times New Roman" w:eastAsia="SimSun" w:hAnsi="Times New Roman" w:cs="Times New Roman"/>
+          <w:rFonts w:ascii="Times New Roman" w:eastAsia="宋体" w:hAnsi="Times New Roman" w:cs="Times New Roman"/>
+          <w:kern w:val="2"/>
+          <w:sz w:val="21"/>
+          <w:szCs w:val="21"/>
+        </w:rPr>
+      </w:pPr>
+      <w:r>
+        <w:rPr>
+          <w:rFonts w:ascii="Times New Roman" w:eastAsia="宋体" w:hAnsi="Times New Roman" w:cs="Times New Roman"/>
           <w:kern w:val="2"/>
           <w:sz w:val="21"/>
           <w:szCs w:val="21"/>
@@ -1219,7 +1273,7 @@
       </w:r>
       <w:r>
         <w:rPr>
-          <w:rFonts w:ascii="Times New Roman" w:eastAsia="SimSun" w:hAnsi="Times New Roman" w:cs="Times New Roman"/>
+          <w:rFonts w:ascii="Times New Roman" w:eastAsia="宋体" w:hAnsi="Times New Roman" w:cs="Times New Roman"/>
           <w:kern w:val="2"/>
           <w:sz w:val="21"/>
           <w:szCs w:val="21"/>
@@ -1229,7 +1283,7 @@
       </w:r>
       <w:r>
         <w:rPr>
-          <w:rFonts w:ascii="Times New Roman" w:eastAsia="SimSun" w:hAnsi="Times New Roman" w:cs="Times New Roman"/>
+          <w:rFonts w:ascii="Times New Roman" w:eastAsia="宋体" w:hAnsi="Times New Roman" w:cs="Times New Roman"/>
           <w:kern w:val="2"/>
           <w:sz w:val="21"/>
           <w:szCs w:val="21"/>
@@ -1238,7 +1292,7 @@
       </w:r>
       <w:r>
         <w:rPr>
-          <w:rFonts w:ascii="Times New Roman" w:eastAsia="SimSun" w:hAnsi="Times New Roman" w:cs="Times New Roman"/>
+          <w:rFonts w:ascii="Times New Roman" w:eastAsia="宋体" w:hAnsi="Times New Roman" w:cs="Times New Roman"/>
           <w:kern w:val="2"/>
           <w:sz w:val="21"/>
           <w:szCs w:val="21"/>
@@ -1247,7 +1301,7 @@
       </w:r>
       <w:r>
         <w:rPr>
-          <w:rFonts w:ascii="Times New Roman" w:eastAsia="SimSun" w:hAnsi="Times New Roman" w:cs="Times New Roman"/>
+          <w:rFonts w:ascii="Times New Roman" w:eastAsia="宋体" w:hAnsi="Times New Roman" w:cs="Times New Roman"/>
           <w:kern w:val="2"/>
           <w:sz w:val="21"/>
           <w:szCs w:val="21"/>
@@ -1261,7 +1315,7 @@
         <w:ind w:firstLineChars="202" w:firstLine="424"/>
         <w:jc w:val="both"/>
         <w:rPr>
-          <w:rFonts w:ascii="Times New Roman" w:eastAsia="SimSun" w:hAnsi="Times New Roman" w:cs="Times New Roman"/>
+          <w:rFonts w:ascii="Times New Roman" w:eastAsia="宋体" w:hAnsi="Times New Roman" w:cs="Times New Roman"/>
           <w:kern w:val="2"/>
           <w:sz w:val="21"/>
           <w:szCs w:val="21"/>
@@ -1270,7 +1324,7 @@
       </w:pPr>
       <w:r>
         <w:rPr>
-          <w:rFonts w:ascii="Times New Roman" w:eastAsia="SimSun" w:hAnsi="Times New Roman" w:cs="Times New Roman"/>
+          <w:rFonts w:ascii="Times New Roman" w:eastAsia="宋体" w:hAnsi="Times New Roman" w:cs="Times New Roman"/>
           <w:kern w:val="2"/>
           <w:sz w:val="21"/>
           <w:szCs w:val="21"/>
@@ -1280,7 +1334,7 @@
       </w:r>
       <w:r>
         <w:rPr>
-          <w:rFonts w:ascii="Times New Roman" w:eastAsia="SimSun" w:hAnsi="Times New Roman" w:cs="Times New Roman"/>
+          <w:rFonts w:ascii="Times New Roman" w:eastAsia="宋体" w:hAnsi="Times New Roman" w:cs="Times New Roman"/>
           <w:kern w:val="2"/>
           <w:sz w:val="21"/>
           <w:szCs w:val="21"/>
@@ -1290,7 +1344,7 @@
       </w:r>
       <w:r>
         <w:rPr>
-          <w:rFonts w:ascii="Times New Roman" w:eastAsia="SimSun" w:hAnsi="Times New Roman" w:cs="Times New Roman"/>
+          <w:rFonts w:ascii="Times New Roman" w:eastAsia="宋体" w:hAnsi="Times New Roman" w:cs="Times New Roman"/>
           <w:kern w:val="2"/>
           <w:sz w:val="21"/>
           <w:szCs w:val="21"/>
@@ -1301,7 +1355,7 @@
       </w:r>
       <w:r>
         <w:rPr>
-          <w:rFonts w:ascii="Times New Roman" w:eastAsia="SimSun" w:hAnsi="Times New Roman" w:cs="Times New Roman"/>
+          <w:rFonts w:ascii="Times New Roman" w:eastAsia="宋体" w:hAnsi="Times New Roman" w:cs="Times New Roman"/>
           <w:kern w:val="2"/>
           <w:sz w:val="21"/>
           <w:szCs w:val="21"/>
@@ -1311,7 +1365,7 @@
       </w:r>
       <w:r>
         <w:rPr>
-          <w:rFonts w:ascii="Times New Roman" w:eastAsia="SimSun" w:hAnsi="Times New Roman" w:cs="Times New Roman"/>
+          <w:rFonts w:ascii="Times New Roman" w:eastAsia="宋体" w:hAnsi="Times New Roman" w:cs="Times New Roman"/>
           <w:kern w:val="2"/>
           <w:sz w:val="21"/>
           <w:szCs w:val="21"/>
@@ -1321,7 +1375,7 @@
       </w:r>
       <w:r>
         <w:rPr>
-          <w:rFonts w:ascii="Times New Roman" w:eastAsia="SimSun" w:hAnsi="Times New Roman" w:cs="Times New Roman"/>
+          <w:rFonts w:ascii="Times New Roman" w:eastAsia="宋体" w:hAnsi="Times New Roman" w:cs="Times New Roman"/>
           <w:kern w:val="2"/>
           <w:sz w:val="21"/>
           <w:szCs w:val="21"/>
@@ -1349,7 +1403,7 @@
     </w:p>
     <w:p>
       <w:pPr>
-        <w:pStyle w:val="ListParagraph"/>
+        <w:pStyle w:val="a3"/>
         <w:widowControl w:val="0"/>
         <w:numPr>
           <w:ilvl w:val="0"/>
@@ -1604,16 +1658,18 @@
     </w:p>
     <w:p>
       <w:pPr>
-        <w:pStyle w:val="ListParagraph"/>
+        <w:pStyle w:val="a3"/>
         <w:spacing w:before="100" w:beforeAutospacing="1" w:after="100" w:afterAutospacing="1"/>
         <w:rPr>
           <w:rFonts w:ascii="Times New Roman" w:eastAsia="Times New Roman" w:hAnsi="Times New Roman" w:cs="Times New Roman"/>
         </w:rPr>
       </w:pPr>
-    </w:p>
-    <w:p>
-      <w:pPr>
-        <w:pStyle w:val="ListParagraph"/>
+      <w:bookmarkStart w:id="0" w:name="_GoBack"/>
+      <w:bookmarkEnd w:id="0"/>
+    </w:p>
+    <w:p>
+      <w:pPr>
+        <w:pStyle w:val="a3"/>
         <w:spacing w:before="100" w:beforeAutospacing="1" w:after="100" w:afterAutospacing="1"/>
         <w:rPr>
           <w:rFonts w:ascii="Times New Roman" w:eastAsia="Times New Roman" w:hAnsi="Times New Roman" w:cs="Times New Roman"/>
@@ -2387,7 +2443,7 @@
     </w:p>
     <w:p>
       <w:pPr>
-        <w:pStyle w:val="ListParagraph"/>
+        <w:pStyle w:val="a3"/>
         <w:widowControl w:val="0"/>
         <w:numPr>
           <w:ilvl w:val="0"/>
@@ -2479,7 +2535,7 @@
     </w:p>
     <w:p>
       <w:pPr>
-        <w:pStyle w:val="ListParagraph"/>
+        <w:pStyle w:val="a3"/>
         <w:widowControl w:val="0"/>
         <w:numPr>
           <w:ilvl w:val="0"/>
@@ -2626,7 +2682,7 @@
     </w:p>
     <w:p>
       <w:pPr>
-        <w:pStyle w:val="ListParagraph"/>
+        <w:pStyle w:val="a3"/>
         <w:widowControl w:val="0"/>
         <w:numPr>
           <w:ilvl w:val="0"/>
@@ -2674,47 +2730,19 @@
         <w:rPr>
           <w:lang w:val="de-DE"/>
         </w:rPr>
-        <w:t xml:space="preserve"> </w:t>
-      </w:r>
-      <w:proofErr w:type="spellStart"/>
+        <w:t xml:space="preserve"> minute   B. </w:t>
+      </w:r>
+      <w:r>
+        <w:rPr>
+          <w:rFonts w:hint="eastAsia"/>
+        </w:rPr>
+        <w:t>4</w:t>
+      </w:r>
       <w:r>
         <w:rPr>
           <w:lang w:val="de-DE"/>
         </w:rPr>
-        <w:t>minute</w:t>
-      </w:r>
-      <w:proofErr w:type="spellEnd"/>
-      <w:r>
-        <w:rPr>
-          <w:lang w:val="de-DE"/>
-        </w:rPr>
-        <w:t xml:space="preserve">   B. </w:t>
-      </w:r>
-      <w:r>
-        <w:rPr>
-          <w:rFonts w:hint="eastAsia"/>
-        </w:rPr>
-        <w:t>4</w:t>
-      </w:r>
-      <w:r>
-        <w:rPr>
-          <w:lang w:val="de-DE"/>
-        </w:rPr>
-        <w:t xml:space="preserve"> </w:t>
-      </w:r>
-      <w:proofErr w:type="spellStart"/>
-      <w:r>
-        <w:rPr>
-          <w:lang w:val="de-DE"/>
-        </w:rPr>
-        <w:t>minutes</w:t>
-      </w:r>
-      <w:proofErr w:type="spellEnd"/>
-      <w:r>
-        <w:rPr>
-          <w:lang w:val="de-DE"/>
-        </w:rPr>
-        <w:t xml:space="preserve">   </w:t>
+        <w:t xml:space="preserve"> minutes   </w:t>
       </w:r>
       <w:r>
         <w:rPr>
@@ -2735,43 +2763,26 @@
           <w:color w:val="FF0000"/>
           <w:lang w:val="de-DE"/>
         </w:rPr>
-        <w:t xml:space="preserve"> </w:t>
-      </w:r>
-      <w:proofErr w:type="spellStart"/>
-      <w:r>
-        <w:rPr>
-          <w:color w:val="FF0000"/>
+        <w:t xml:space="preserve"> minutes</w:t>
+      </w:r>
+      <w:r>
+        <w:rPr>
           <w:lang w:val="de-DE"/>
         </w:rPr>
-        <w:t>minutes</w:t>
-      </w:r>
-      <w:proofErr w:type="spellEnd"/>
+        <w:t xml:space="preserve">   D. </w:t>
+      </w:r>
+      <w:r>
+        <w:rPr>
+          <w:rFonts w:hint="eastAsia"/>
+        </w:rPr>
+        <w:t>6</w:t>
+      </w:r>
       <w:r>
         <w:rPr>
           <w:lang w:val="de-DE"/>
         </w:rPr>
-        <w:t xml:space="preserve">   D. </w:t>
-      </w:r>
-      <w:r>
-        <w:rPr>
-          <w:rFonts w:hint="eastAsia"/>
-        </w:rPr>
-        <w:t>6</w:t>
-      </w:r>
-      <w:r>
-        <w:rPr>
-          <w:lang w:val="de-DE"/>
-        </w:rPr>
-        <w:t xml:space="preserve"> </w:t>
-      </w:r>
-      <w:proofErr w:type="spellStart"/>
-      <w:r>
-        <w:rPr>
-          <w:lang w:val="de-DE"/>
-        </w:rPr>
-        <w:t>minutes</w:t>
-      </w:r>
-      <w:proofErr w:type="spellEnd"/>
+        <w:t xml:space="preserve"> minutes</w:t>
+      </w:r>
     </w:p>
     <w:p>
       <w:pPr>
@@ -2797,7 +2808,7 @@
     </w:p>
     <w:p>
       <w:pPr>
-        <w:pStyle w:val="ListParagraph"/>
+        <w:pStyle w:val="a3"/>
         <w:numPr>
           <w:ilvl w:val="0"/>
           <w:numId w:val="1"/>
@@ -2850,7 +2861,7 @@
 </file>
 
 <file path=word/numbering.xml><?xml version="1.0" encoding="utf-8"?>
-<w:numbering xmlns:wpc="http://schemas.microsoft.com/office/word/2010/wordprocessingCanvas" xmlns:cx="http://schemas.microsoft.com/office/drawing/2014/chartex" xmlns:cx1="http://schemas.microsoft.com/office/drawing/2015/9/8/chartex" xmlns:cx2="http://schemas.microsoft.com/office/drawing/2015/10/21/chartex" xmlns:cx3="http://schemas.microsoft.com/office/drawing/2016/5/9/chartex" xmlns:cx4="http://schemas.microsoft.com/office/drawing/2016/5/10/chartex" xmlns:cx5="http://schemas.microsoft.com/office/drawing/2016/5/11/chartex" xmlns:cx6="http://schemas.microsoft.com/office/drawing/2016/5/12/chartex" xmlns:cx7="http://schemas.microsoft.com/office/drawing/2016/5/13/chartex" xmlns:cx8="http://schemas.microsoft.com/office/drawing/2016/5/14/chartex" xmlns:mc="http://schemas.openxmlformats.org/markup-compatibility/2006" xmlns:aink="http://schemas.microsoft.com/office/drawing/2016/ink" xmlns:am3d="http://schemas.microsoft.com/office/drawing/2017/model3d" xmlns:o="urn:schemas-microsoft-com:office:office" xmlns:r="http://schemas.openxmlformats.org/officeDocument/2006/relationships" xmlns:m="http://schemas.openxmlformats.org/officeDocument/2006/math" xmlns:v="urn:schemas-microsoft-com:vml" xmlns:wp14="http://schemas.microsoft.com/office/word/2010/wordprocessingDrawing" xmlns:wp="http://schemas.openxmlformats.org/drawingml/2006/wordprocessingDrawing" xmlns:w10="urn:schemas-microsoft-com:office:word" xmlns:w="http://schemas.openxmlformats.org/wordprocessingml/2006/main" xmlns:w14="http://schemas.microsoft.com/office/word/2010/wordml" xmlns:w15="http://schemas.microsoft.com/office/word/2012/wordml" xmlns:w16cex="http://schemas.microsoft.com/office/word/2018/wordml/cex" xmlns:w16cid="http://schemas.microsoft.com/office/word/2016/wordml/cid" xmlns:w16="http://schemas.microsoft.com/office/word/2018/wordml" xmlns:w16sdtdh="http://schemas.microsoft.com/office/word/2020/wordml/sdtdatahash" xmlns:w16se="http://schemas.microsoft.com/office/word/2015/wordml/symex" xmlns:wpg="http://schemas.microsoft.com/office/word/2010/wordprocessingGroup" xmlns:wpi="http://schemas.microsoft.com/office/word/2010/wordprocessingInk" xmlns:wne="http://schemas.microsoft.com/office/word/2006/wordml" xmlns:wps="http://schemas.microsoft.com/office/word/2010/wordprocessingShape" mc:Ignorable="w14 w15 w16se w16cid w16 w16cex w16sdtdh wp14">
+<w:numbering xmlns:wpc="http://schemas.microsoft.com/office/word/2010/wordprocessingCanvas" xmlns:cx="http://schemas.microsoft.com/office/drawing/2014/chartex" xmlns:mc="http://schemas.openxmlformats.org/markup-compatibility/2006" xmlns:o="urn:schemas-microsoft-com:office:office" xmlns:r="http://schemas.openxmlformats.org/officeDocument/2006/relationships" xmlns:m="http://schemas.openxmlformats.org/officeDocument/2006/math" xmlns:v="urn:schemas-microsoft-com:vml" xmlns:wp14="http://schemas.microsoft.com/office/word/2010/wordprocessingDrawing" xmlns:wp="http://schemas.openxmlformats.org/drawingml/2006/wordprocessingDrawing" xmlns:w10="urn:schemas-microsoft-com:office:word" xmlns:w="http://schemas.openxmlformats.org/wordprocessingml/2006/main" xmlns:w14="http://schemas.microsoft.com/office/word/2010/wordml" xmlns:w15="http://schemas.microsoft.com/office/word/2012/wordml" xmlns:w16se="http://schemas.microsoft.com/office/word/2015/wordml/symex" xmlns:wpg="http://schemas.microsoft.com/office/word/2010/wordprocessingGroup" xmlns:wpi="http://schemas.microsoft.com/office/word/2010/wordprocessingInk" xmlns:wne="http://schemas.microsoft.com/office/word/2006/wordml" xmlns:wps="http://schemas.microsoft.com/office/word/2010/wordprocessingShape" mc:Ignorable="w14 w15 w16se wp14">
   <w:abstractNum w:abstractNumId="0" w15:restartNumberingAfterBreak="0">
     <w:nsid w:val="0AE06F55"/>
     <w:multiLevelType w:val="hybridMultilevel"/>
@@ -3802,7 +3813,7 @@
 </file>
 
 <file path=word/styles.xml><?xml version="1.0" encoding="utf-8"?>
-<w:styles xmlns:mc="http://schemas.openxmlformats.org/markup-compatibility/2006" xmlns:r="http://schemas.openxmlformats.org/officeDocument/2006/relationships" xmlns:w="http://schemas.openxmlformats.org/wordprocessingml/2006/main" xmlns:w14="http://schemas.microsoft.com/office/word/2010/wordml" xmlns:w15="http://schemas.microsoft.com/office/word/2012/wordml" xmlns:w16cex="http://schemas.microsoft.com/office/word/2018/wordml/cex" xmlns:w16cid="http://schemas.microsoft.com/office/word/2016/wordml/cid" xmlns:w16="http://schemas.microsoft.com/office/word/2018/wordml" xmlns:w16sdtdh="http://schemas.microsoft.com/office/word/2020/wordml/sdtdatahash" xmlns:w16se="http://schemas.microsoft.com/office/word/2015/wordml/symex" mc:Ignorable="w14 w15 w16se w16cid w16 w16cex w16sdtdh">
+<w:styles xmlns:mc="http://schemas.openxmlformats.org/markup-compatibility/2006" xmlns:r="http://schemas.openxmlformats.org/officeDocument/2006/relationships" xmlns:w="http://schemas.openxmlformats.org/wordprocessingml/2006/main" xmlns:w14="http://schemas.microsoft.com/office/word/2010/wordml" xmlns:w15="http://schemas.microsoft.com/office/word/2012/wordml" xmlns:w16se="http://schemas.microsoft.com/office/word/2015/wordml/symex" mc:Ignorable="w14 w15 w16se">
   <w:docDefaults>
     <w:rPrDefault>
       <w:rPr>
@@ -3814,7 +3825,7 @@
     </w:rPrDefault>
     <w:pPrDefault/>
   </w:docDefaults>
-  <w:latentStyles w:defLockedState="0" w:defUIPriority="99" w:defSemiHidden="0" w:defUnhideWhenUsed="0" w:defQFormat="0" w:count="376">
+  <w:latentStyles w:defLockedState="0" w:defUIPriority="99" w:defSemiHidden="0" w:defUnhideWhenUsed="0" w:defQFormat="0" w:count="371">
     <w:lsdException w:name="Normal" w:uiPriority="0" w:qFormat="1"/>
     <w:lsdException w:name="heading 1" w:uiPriority="9" w:qFormat="1"/>
     <w:lsdException w:name="heading 2" w:semiHidden="1" w:uiPriority="9" w:unhideWhenUsed="1" w:qFormat="1"/>
@@ -4186,21 +4197,16 @@
     <w:lsdException w:name="List Table 5 Dark Accent 6" w:uiPriority="50"/>
     <w:lsdException w:name="List Table 6 Colorful Accent 6" w:uiPriority="51"/>
     <w:lsdException w:name="List Table 7 Colorful Accent 6" w:uiPriority="52"/>
-    <w:lsdException w:name="Mention" w:semiHidden="1" w:unhideWhenUsed="1"/>
-    <w:lsdException w:name="Smart Hyperlink" w:semiHidden="1" w:unhideWhenUsed="1"/>
-    <w:lsdException w:name="Hashtag" w:semiHidden="1" w:unhideWhenUsed="1"/>
-    <w:lsdException w:name="Unresolved Mention" w:semiHidden="1" w:unhideWhenUsed="1"/>
-    <w:lsdException w:name="Smart Link" w:semiHidden="1" w:unhideWhenUsed="1"/>
   </w:latentStyles>
-  <w:style w:type="paragraph" w:default="1" w:styleId="Normal">
+  <w:style w:type="paragraph" w:default="1" w:styleId="a">
     <w:name w:val="Normal"/>
     <w:qFormat/>
   </w:style>
-  <w:style w:type="paragraph" w:styleId="Heading1">
+  <w:style w:type="paragraph" w:styleId="1">
     <w:name w:val="heading 1"/>
-    <w:basedOn w:val="Normal"/>
-    <w:next w:val="Normal"/>
-    <w:link w:val="Heading1Char"/>
+    <w:basedOn w:val="a"/>
+    <w:next w:val="a"/>
+    <w:link w:val="10"/>
     <w:uiPriority w:val="9"/>
     <w:qFormat/>
     <w:rsid w:val="002A753F"/>
@@ -4217,13 +4223,13 @@
       <w:szCs w:val="32"/>
     </w:rPr>
   </w:style>
-  <w:style w:type="character" w:default="1" w:styleId="DefaultParagraphFont">
+  <w:style w:type="character" w:default="1" w:styleId="a0">
     <w:name w:val="Default Paragraph Font"/>
     <w:uiPriority w:val="1"/>
     <w:semiHidden/>
     <w:unhideWhenUsed/>
   </w:style>
-  <w:style w:type="table" w:default="1" w:styleId="TableNormal">
+  <w:style w:type="table" w:default="1" w:styleId="a1">
     <w:name w:val="Normal Table"/>
     <w:uiPriority w:val="99"/>
     <w:semiHidden/>
@@ -4238,16 +4244,16 @@
       </w:tblCellMar>
     </w:tblPr>
   </w:style>
-  <w:style w:type="numbering" w:default="1" w:styleId="NoList">
+  <w:style w:type="numbering" w:default="1" w:styleId="a2">
     <w:name w:val="No List"/>
     <w:uiPriority w:val="99"/>
     <w:semiHidden/>
     <w:unhideWhenUsed/>
   </w:style>
-  <w:style w:type="character" w:customStyle="1" w:styleId="Heading1Char">
-    <w:name w:val="Heading 1 Char"/>
-    <w:basedOn w:val="DefaultParagraphFont"/>
-    <w:link w:val="Heading1"/>
+  <w:style w:type="character" w:customStyle="1" w:styleId="10">
+    <w:name w:val="标题 1 字符"/>
+    <w:basedOn w:val="a0"/>
+    <w:link w:val="1"/>
     <w:uiPriority w:val="9"/>
     <w:rsid w:val="002A753F"/>
     <w:rPr>
@@ -4257,9 +4263,9 @@
       <w:szCs w:val="32"/>
     </w:rPr>
   </w:style>
-  <w:style w:type="paragraph" w:styleId="ListParagraph">
+  <w:style w:type="paragraph" w:styleId="a3">
     <w:name w:val="List Paragraph"/>
-    <w:basedOn w:val="Normal"/>
+    <w:basedOn w:val="a"/>
     <w:uiPriority w:val="34"/>
     <w:qFormat/>
     <w:rsid w:val="002A753F"/>
